--- a/docs/BRD_نظام_إدارة_وأتمتة_الاعتماد_الأكاديمي.docx
+++ b/docs/BRD_نظام_إدارة_وأتمتة_الاعتماد_الأكاديمي.docx
@@ -8153,6 +8153,634 @@
           <w:rtl w:val="1"/>
         </w:rPr>
         <w:t>النظام المقترح يمثل منصة شاملة لإدارة الاعتماد الأكاديمي ومراجعة البرامج والمقررات وتقويم مخرجات التعلم. ويعتمد نجاحه على تحويل متطلبات الجودة والاعتماد إلى إجراءات رقمية واضحة، قابلة للقياس، ومتصلة بلوحات معلومات وتقارير دقيقة. كما أن مرونة إعداد المعايير والمتطلبات والصلاحيات تعد عنصرًا أساسيًا لضمان قابلية النظام للتعامل مع جهات اعتماد مختلفة ومع تطور متطلبات المؤسسة التعليمية مستقبلًا.</w:t>
+      </w:r>
+    </w:p>
+    <w:p>
+      <w:r>
+        <w:br w:type="page"/>
+      </w:r>
+    </w:p>
+    <w:p>
+      <w:pPr>
+        <w:pStyle w:val="Heading1"/>
+        <w:jc w:val="right"/>
+      </w:pPr>
+      <w:r>
+        <w:rPr>
+          <w:rFonts w:ascii="Arial" w:hAnsi="Arial"/>
+          <w:sz w:val="22"/>
+        </w:rPr>
+        <w:t>ملحق BRD: إدارة المشاريع الاستراتيجية والجودة</w:t>
+      </w:r>
+    </w:p>
+    <w:p>
+      <w:pPr>
+        <w:pStyle w:val="Heading2"/>
+        <w:jc w:val="right"/>
+      </w:pPr>
+      <w:r>
+        <w:rPr>
+          <w:rFonts w:ascii="Arial" w:hAnsi="Arial"/>
+          <w:sz w:val="22"/>
+        </w:rPr>
+        <w:t>الوصف</w:t>
+      </w:r>
+    </w:p>
+    <w:p>
+      <w:pPr>
+        <w:jc w:val="right"/>
+      </w:pPr>
+      <w:r>
+        <w:rPr>
+          <w:rFonts w:ascii="Arial" w:hAnsi="Arial"/>
+          <w:sz w:val="22"/>
+        </w:rPr>
+        <w:t>يوفر النظام وحدة متكاملة لإدارة المشاريع الخاصة بالاعتماد الأكاديمي والجودة والتحسين المؤسسي، بحيث يتم التعامل مع كل مشروع ككيان مستقل يحتوي على خطة تنفيذية، مراحل، مهام، فرق عمل، مؤشرات تقدم، ومتابعة زمنية.</w:t>
+      </w:r>
+    </w:p>
+    <w:p>
+      <w:pPr>
+        <w:pStyle w:val="Heading2"/>
+        <w:jc w:val="right"/>
+      </w:pPr>
+      <w:r>
+        <w:rPr>
+          <w:rFonts w:ascii="Arial" w:hAnsi="Arial"/>
+          <w:sz w:val="22"/>
+        </w:rPr>
+        <w:t>1. إدارة المشاريع</w:t>
+      </w:r>
+    </w:p>
+    <w:p>
+      <w:pPr>
+        <w:pStyle w:val="ListBullet"/>
+        <w:jc w:val="right"/>
+      </w:pPr>
+      <w:r>
+        <w:rPr>
+          <w:rFonts w:ascii="Arial" w:hAnsi="Arial"/>
+          <w:sz w:val="22"/>
+        </w:rPr>
+        <w:t>إنشاء مشروع جديد.</w:t>
+      </w:r>
+    </w:p>
+    <w:p>
+      <w:pPr>
+        <w:pStyle w:val="ListBullet"/>
+        <w:jc w:val="right"/>
+      </w:pPr>
+      <w:r>
+        <w:rPr>
+          <w:rFonts w:ascii="Arial" w:hAnsi="Arial"/>
+          <w:sz w:val="22"/>
+        </w:rPr>
+        <w:t>تحديد اسم المشروع، نوع المشروع، الجهة المالكة، البرنامج أو الكلية، تاريخ البداية والنهاية، الأولوية، وحالة المشروع.</w:t>
+      </w:r>
+    </w:p>
+    <w:p>
+      <w:pPr>
+        <w:pStyle w:val="ListBullet"/>
+        <w:jc w:val="right"/>
+      </w:pPr>
+      <w:r>
+        <w:rPr>
+          <w:rFonts w:ascii="Arial" w:hAnsi="Arial"/>
+          <w:sz w:val="22"/>
+        </w:rPr>
+        <w:t>دعم أنواع المشاريع: مشروع اعتماد أكاديمي، مشروع اعتماد برامجي، مشروع تحسين جودة، مشروع استيفاء شروط، مشروع دراسة ذاتية، مشروع تطوير برنامج، مشروع قياس مخرجات تعلم، مشروع خطة تشغيلية.</w:t>
+      </w:r>
+    </w:p>
+    <w:p>
+      <w:pPr>
+        <w:pStyle w:val="Heading2"/>
+        <w:jc w:val="right"/>
+      </w:pPr>
+      <w:r>
+        <w:rPr>
+          <w:rFonts w:ascii="Arial" w:hAnsi="Arial"/>
+          <w:sz w:val="22"/>
+        </w:rPr>
+        <w:t>2. إدارة المراحل</w:t>
+      </w:r>
+    </w:p>
+    <w:p>
+      <w:pPr>
+        <w:pStyle w:val="ListBullet"/>
+        <w:jc w:val="right"/>
+      </w:pPr>
+      <w:r>
+        <w:rPr>
+          <w:rFonts w:ascii="Arial" w:hAnsi="Arial"/>
+          <w:sz w:val="22"/>
+        </w:rPr>
+        <w:t>إنشاء Milestones لكل مشروع.</w:t>
+      </w:r>
+    </w:p>
+    <w:p>
+      <w:pPr>
+        <w:pStyle w:val="ListBullet"/>
+        <w:jc w:val="right"/>
+      </w:pPr>
+      <w:r>
+        <w:rPr>
+          <w:rFonts w:ascii="Arial" w:hAnsi="Arial"/>
+          <w:sz w:val="22"/>
+        </w:rPr>
+        <w:t>تحديد اسم المرحلة، تاريخ البداية، تاريخ النهاية، نسبة الإنجاز، والمسؤول.</w:t>
+      </w:r>
+    </w:p>
+    <w:p>
+      <w:pPr>
+        <w:pStyle w:val="ListBullet"/>
+        <w:jc w:val="right"/>
+      </w:pPr>
+      <w:r>
+        <w:rPr>
+          <w:rFonts w:ascii="Arial" w:hAnsi="Arial"/>
+          <w:sz w:val="22"/>
+        </w:rPr>
+        <w:t>أمثلة: إعداد الدراسة الذاتية، جمع الأدلة، المراجعة الداخلية، الزيارة التجريبية، الرفع لجهة الاعتماد، معالجة الملاحظات، الإغلاق النهائي.</w:t>
+      </w:r>
+    </w:p>
+    <w:p>
+      <w:pPr>
+        <w:pStyle w:val="Heading2"/>
+        <w:jc w:val="right"/>
+      </w:pPr>
+      <w:r>
+        <w:rPr>
+          <w:rFonts w:ascii="Arial" w:hAnsi="Arial"/>
+          <w:sz w:val="22"/>
+        </w:rPr>
+        <w:t>3. إدارة المهام</w:t>
+      </w:r>
+    </w:p>
+    <w:p>
+      <w:pPr>
+        <w:pStyle w:val="ListBullet"/>
+        <w:jc w:val="right"/>
+      </w:pPr>
+      <w:r>
+        <w:rPr>
+          <w:rFonts w:ascii="Arial" w:hAnsi="Arial"/>
+          <w:sz w:val="22"/>
+        </w:rPr>
+        <w:t>إنشاء Tasks و Sub Tasks.</w:t>
+      </w:r>
+    </w:p>
+    <w:p>
+      <w:pPr>
+        <w:pStyle w:val="ListBullet"/>
+        <w:jc w:val="right"/>
+      </w:pPr>
+      <w:r>
+        <w:rPr>
+          <w:rFonts w:ascii="Arial" w:hAnsi="Arial"/>
+          <w:sz w:val="22"/>
+        </w:rPr>
+        <w:t>تحديد المسؤول، الأولوية، Deadline، الحالة، و Dependencies.</w:t>
+      </w:r>
+    </w:p>
+    <w:p>
+      <w:pPr>
+        <w:pStyle w:val="ListBullet"/>
+        <w:jc w:val="right"/>
+      </w:pPr>
+      <w:r>
+        <w:rPr>
+          <w:rFonts w:ascii="Arial" w:hAnsi="Arial"/>
+          <w:sz w:val="22"/>
+        </w:rPr>
+        <w:t>حالات المهام: New، In Progress، Pending Review، Completed، Delayed، Cancelled.</w:t>
+      </w:r>
+    </w:p>
+    <w:p>
+      <w:pPr>
+        <w:pStyle w:val="Heading2"/>
+        <w:jc w:val="right"/>
+      </w:pPr>
+      <w:r>
+        <w:rPr>
+          <w:rFonts w:ascii="Arial" w:hAnsi="Arial"/>
+          <w:sz w:val="22"/>
+        </w:rPr>
+        <w:t>4. إدارة الخطة الزمنية</w:t>
+      </w:r>
+    </w:p>
+    <w:p>
+      <w:pPr>
+        <w:pStyle w:val="ListBullet"/>
+        <w:jc w:val="right"/>
+      </w:pPr>
+      <w:r>
+        <w:rPr>
+          <w:rFonts w:ascii="Arial" w:hAnsi="Arial"/>
+          <w:sz w:val="22"/>
+        </w:rPr>
+        <w:t>إنشاء Gantt Chart.</w:t>
+      </w:r>
+    </w:p>
+    <w:p>
+      <w:pPr>
+        <w:pStyle w:val="ListBullet"/>
+        <w:jc w:val="right"/>
+      </w:pPr>
+      <w:r>
+        <w:rPr>
+          <w:rFonts w:ascii="Arial" w:hAnsi="Arial"/>
+          <w:sz w:val="22"/>
+        </w:rPr>
+        <w:t>متابعة الجدول الزمني ومقارنة Planned vs Actual.</w:t>
+      </w:r>
+    </w:p>
+    <w:p>
+      <w:pPr>
+        <w:pStyle w:val="ListBullet"/>
+        <w:jc w:val="right"/>
+      </w:pPr>
+      <w:r>
+        <w:rPr>
+          <w:rFonts w:ascii="Arial" w:hAnsi="Arial"/>
+          <w:sz w:val="22"/>
+        </w:rPr>
+        <w:t>متابعة التأخير وتنبيهات المواعيد الحرجة.</w:t>
+      </w:r>
+    </w:p>
+    <w:p>
+      <w:pPr>
+        <w:pStyle w:val="Heading2"/>
+        <w:jc w:val="right"/>
+      </w:pPr>
+      <w:r>
+        <w:rPr>
+          <w:rFonts w:ascii="Arial" w:hAnsi="Arial"/>
+          <w:sz w:val="22"/>
+        </w:rPr>
+        <w:t>5. إدارة الموارد والفرق</w:t>
+      </w:r>
+    </w:p>
+    <w:p>
+      <w:pPr>
+        <w:pStyle w:val="ListBullet"/>
+        <w:jc w:val="right"/>
+      </w:pPr>
+      <w:r>
+        <w:rPr>
+          <w:rFonts w:ascii="Arial" w:hAnsi="Arial"/>
+          <w:sz w:val="22"/>
+        </w:rPr>
+        <w:t>توزيع فرق العمل.</w:t>
+      </w:r>
+    </w:p>
+    <w:p>
+      <w:pPr>
+        <w:pStyle w:val="ListBullet"/>
+        <w:jc w:val="right"/>
+      </w:pPr>
+      <w:r>
+        <w:rPr>
+          <w:rFonts w:ascii="Arial" w:hAnsi="Arial"/>
+          <w:sz w:val="22"/>
+        </w:rPr>
+        <w:t>تحديد مدير المشروع، أعضاء الفريق، المراجعين، والمستشارين.</w:t>
+      </w:r>
+    </w:p>
+    <w:p>
+      <w:pPr>
+        <w:pStyle w:val="ListBullet"/>
+        <w:jc w:val="right"/>
+      </w:pPr>
+      <w:r>
+        <w:rPr>
+          <w:rFonts w:ascii="Arial" w:hAnsi="Arial"/>
+          <w:sz w:val="22"/>
+        </w:rPr>
+        <w:t>توزيع المهام حسب الصلاحيات، الخبرات، واللجان.</w:t>
+      </w:r>
+    </w:p>
+    <w:p>
+      <w:pPr>
+        <w:pStyle w:val="Heading2"/>
+        <w:jc w:val="right"/>
+      </w:pPr>
+      <w:r>
+        <w:rPr>
+          <w:rFonts w:ascii="Arial" w:hAnsi="Arial"/>
+          <w:sz w:val="22"/>
+        </w:rPr>
+        <w:t>6. مؤشرات الأداء والمتابعة</w:t>
+      </w:r>
+    </w:p>
+    <w:p>
+      <w:pPr>
+        <w:pStyle w:val="ListBullet"/>
+        <w:jc w:val="right"/>
+      </w:pPr>
+      <w:r>
+        <w:rPr>
+          <w:rFonts w:ascii="Arial" w:hAnsi="Arial"/>
+          <w:sz w:val="22"/>
+        </w:rPr>
+        <w:t>قياس نسبة الإنجاز.</w:t>
+      </w:r>
+    </w:p>
+    <w:p>
+      <w:pPr>
+        <w:pStyle w:val="ListBullet"/>
+        <w:jc w:val="right"/>
+      </w:pPr>
+      <w:r>
+        <w:rPr>
+          <w:rFonts w:ascii="Arial" w:hAnsi="Arial"/>
+          <w:sz w:val="22"/>
+        </w:rPr>
+        <w:t>قياس عدد المهام المتأخرة.</w:t>
+      </w:r>
+    </w:p>
+    <w:p>
+      <w:pPr>
+        <w:pStyle w:val="ListBullet"/>
+        <w:jc w:val="right"/>
+      </w:pPr>
+      <w:r>
+        <w:rPr>
+          <w:rFonts w:ascii="Arial" w:hAnsi="Arial"/>
+          <w:sz w:val="22"/>
+        </w:rPr>
+        <w:t>قياس نسبة استيفاء المتطلبات ونسبة اكتمال الأدلة.</w:t>
+      </w:r>
+    </w:p>
+    <w:p>
+      <w:pPr>
+        <w:pStyle w:val="ListBullet"/>
+        <w:jc w:val="right"/>
+      </w:pPr>
+      <w:r>
+        <w:rPr>
+          <w:rFonts w:ascii="Arial" w:hAnsi="Arial"/>
+          <w:sz w:val="22"/>
+        </w:rPr>
+        <w:t>Dashboard للمشاريع.</w:t>
+      </w:r>
+    </w:p>
+    <w:p>
+      <w:pPr>
+        <w:pStyle w:val="Heading2"/>
+        <w:jc w:val="right"/>
+      </w:pPr>
+      <w:r>
+        <w:rPr>
+          <w:rFonts w:ascii="Arial" w:hAnsi="Arial"/>
+          <w:sz w:val="22"/>
+        </w:rPr>
+        <w:t>7. إدارة المخاطر والقضايا</w:t>
+      </w:r>
+    </w:p>
+    <w:p>
+      <w:pPr>
+        <w:pStyle w:val="ListBullet"/>
+        <w:jc w:val="right"/>
+      </w:pPr>
+      <w:r>
+        <w:rPr>
+          <w:rFonts w:ascii="Arial" w:hAnsi="Arial"/>
+          <w:sz w:val="22"/>
+        </w:rPr>
+        <w:t>تسجيل Risks و Issues.</w:t>
+      </w:r>
+    </w:p>
+    <w:p>
+      <w:pPr>
+        <w:pStyle w:val="ListBullet"/>
+        <w:jc w:val="right"/>
+      </w:pPr>
+      <w:r>
+        <w:rPr>
+          <w:rFonts w:ascii="Arial" w:hAnsi="Arial"/>
+          <w:sz w:val="22"/>
+        </w:rPr>
+        <w:t>إعداد خطط المعالجة وتحليل الأثر.</w:t>
+      </w:r>
+    </w:p>
+    <w:p>
+      <w:pPr>
+        <w:pStyle w:val="ListBullet"/>
+        <w:jc w:val="right"/>
+      </w:pPr>
+      <w:r>
+        <w:rPr>
+          <w:rFonts w:ascii="Arial" w:hAnsi="Arial"/>
+          <w:sz w:val="22"/>
+        </w:rPr>
+        <w:t>Escalation Workflow للمخاطر والقضايا.</w:t>
+      </w:r>
+    </w:p>
+    <w:p>
+      <w:pPr>
+        <w:pStyle w:val="Heading2"/>
+        <w:jc w:val="right"/>
+      </w:pPr>
+      <w:r>
+        <w:rPr>
+          <w:rFonts w:ascii="Arial" w:hAnsi="Arial"/>
+          <w:sz w:val="22"/>
+        </w:rPr>
+        <w:t>8. التنبيهات والإشعارات</w:t>
+      </w:r>
+    </w:p>
+    <w:p>
+      <w:pPr>
+        <w:pStyle w:val="ListBullet"/>
+        <w:jc w:val="right"/>
+      </w:pPr>
+      <w:r>
+        <w:rPr>
+          <w:rFonts w:ascii="Arial" w:hAnsi="Arial"/>
+          <w:sz w:val="22"/>
+        </w:rPr>
+        <w:t>تنبيهات المهام المتأخرة واقتراب المواعيد.</w:t>
+      </w:r>
+    </w:p>
+    <w:p>
+      <w:pPr>
+        <w:pStyle w:val="ListBullet"/>
+        <w:jc w:val="right"/>
+      </w:pPr>
+      <w:r>
+        <w:rPr>
+          <w:rFonts w:ascii="Arial" w:hAnsi="Arial"/>
+          <w:sz w:val="22"/>
+        </w:rPr>
+        <w:t>إشعارات اعتماد المهام والملاحظات الجديدة.</w:t>
+      </w:r>
+    </w:p>
+    <w:p>
+      <w:pPr>
+        <w:pStyle w:val="ListBullet"/>
+        <w:jc w:val="right"/>
+      </w:pPr>
+      <w:r>
+        <w:rPr>
+          <w:rFonts w:ascii="Arial" w:hAnsi="Arial"/>
+          <w:sz w:val="22"/>
+        </w:rPr>
+        <w:t>دعم قنوات Email / SMS / In-System.</w:t>
+      </w:r>
+    </w:p>
+    <w:p>
+      <w:pPr>
+        <w:pStyle w:val="Heading2"/>
+        <w:jc w:val="right"/>
+      </w:pPr>
+      <w:r>
+        <w:rPr>
+          <w:rFonts w:ascii="Arial" w:hAnsi="Arial"/>
+          <w:sz w:val="22"/>
+        </w:rPr>
+        <w:t>9. التعاون والتواصل</w:t>
+      </w:r>
+    </w:p>
+    <w:p>
+      <w:pPr>
+        <w:pStyle w:val="ListBullet"/>
+        <w:jc w:val="right"/>
+      </w:pPr>
+      <w:r>
+        <w:rPr>
+          <w:rFonts w:ascii="Arial" w:hAnsi="Arial"/>
+          <w:sz w:val="22"/>
+        </w:rPr>
+        <w:t>التعليقات على المهام.</w:t>
+      </w:r>
+    </w:p>
+    <w:p>
+      <w:pPr>
+        <w:pStyle w:val="ListBullet"/>
+        <w:jc w:val="right"/>
+      </w:pPr>
+      <w:r>
+        <w:rPr>
+          <w:rFonts w:ascii="Arial" w:hAnsi="Arial"/>
+          <w:sz w:val="22"/>
+        </w:rPr>
+        <w:t>مشاركة الملفات.</w:t>
+      </w:r>
+    </w:p>
+    <w:p>
+      <w:pPr>
+        <w:pStyle w:val="ListBullet"/>
+        <w:jc w:val="right"/>
+      </w:pPr>
+      <w:r>
+        <w:rPr>
+          <w:rFonts w:ascii="Arial" w:hAnsi="Arial"/>
+          <w:sz w:val="22"/>
+        </w:rPr>
+        <w:t>الاجتماعات ومحاضر الاجتماعات.</w:t>
+      </w:r>
+    </w:p>
+    <w:p>
+      <w:pPr>
+        <w:pStyle w:val="ListBullet"/>
+        <w:jc w:val="right"/>
+      </w:pPr>
+      <w:r>
+        <w:rPr>
+          <w:rFonts w:ascii="Arial" w:hAnsi="Arial"/>
+          <w:sz w:val="22"/>
+        </w:rPr>
+        <w:t>Activity Timeline.</w:t>
+      </w:r>
+    </w:p>
+    <w:p>
+      <w:pPr>
+        <w:pStyle w:val="Heading2"/>
+        <w:jc w:val="right"/>
+      </w:pPr>
+      <w:r>
+        <w:rPr>
+          <w:rFonts w:ascii="Arial" w:hAnsi="Arial"/>
+          <w:sz w:val="22"/>
+        </w:rPr>
+        <w:t>10. التقارير التنفيذية</w:t>
+      </w:r>
+    </w:p>
+    <w:p>
+      <w:pPr>
+        <w:pStyle w:val="ListBullet"/>
+        <w:jc w:val="right"/>
+      </w:pPr>
+      <w:r>
+        <w:rPr>
+          <w:rFonts w:ascii="Arial" w:hAnsi="Arial"/>
+          <w:sz w:val="22"/>
+        </w:rPr>
+        <w:t>تقرير حالة المشروع.</w:t>
+      </w:r>
+    </w:p>
+    <w:p>
+      <w:pPr>
+        <w:pStyle w:val="ListBullet"/>
+        <w:jc w:val="right"/>
+      </w:pPr>
+      <w:r>
+        <w:rPr>
+          <w:rFonts w:ascii="Arial" w:hAnsi="Arial"/>
+          <w:sz w:val="22"/>
+        </w:rPr>
+        <w:t>تقرير الإنجاز.</w:t>
+      </w:r>
+    </w:p>
+    <w:p>
+      <w:pPr>
+        <w:pStyle w:val="ListBullet"/>
+        <w:jc w:val="right"/>
+      </w:pPr>
+      <w:r>
+        <w:rPr>
+          <w:rFonts w:ascii="Arial" w:hAnsi="Arial"/>
+          <w:sz w:val="22"/>
+        </w:rPr>
+        <w:t>تقرير التأخير.</w:t>
+      </w:r>
+    </w:p>
+    <w:p>
+      <w:pPr>
+        <w:pStyle w:val="ListBullet"/>
+        <w:jc w:val="right"/>
+      </w:pPr>
+      <w:r>
+        <w:rPr>
+          <w:rFonts w:ascii="Arial" w:hAnsi="Arial"/>
+          <w:sz w:val="22"/>
+        </w:rPr>
+        <w:t>تقرير المخاطر.</w:t>
+      </w:r>
+    </w:p>
+    <w:p>
+      <w:pPr>
+        <w:pStyle w:val="ListBullet"/>
+        <w:jc w:val="right"/>
+      </w:pPr>
+      <w:r>
+        <w:rPr>
+          <w:rFonts w:ascii="Arial" w:hAnsi="Arial"/>
+          <w:sz w:val="22"/>
+        </w:rPr>
+        <w:t>تقرير استهلاك الوقت.</w:t>
+      </w:r>
+    </w:p>
+    <w:p>
+      <w:pPr>
+        <w:pStyle w:val="ListBullet"/>
+        <w:jc w:val="right"/>
+      </w:pPr>
+      <w:r>
+        <w:rPr>
+          <w:rFonts w:ascii="Arial" w:hAnsi="Arial"/>
+          <w:sz w:val="22"/>
+        </w:rPr>
+        <w:t>Executive Dashboard.</w:t>
       </w:r>
     </w:p>
     <w:sectPr>
